--- a/runbooks/docx/Lloyds-Supplementary-Jan-2026.docx
+++ b/runbooks/docx/Lloyds-Supplementary-Jan-2026.docx
@@ -1481,7 +1481,7 @@
         <w:pStyle w:val="FirstParagraph"/>
       </w:pPr>
       <w:r>
-        <w:t xml:space="preserve">The workbook is labelled January 2026, but its report and FX table contain legacy 2024 labels. The SQL-to-sheet match is structural; the workbook contains no run record proving that its cached rows came from the current SQL. Confirm the date, FX, units, and lineage before use.</w:t>
+        <w:t xml:space="preserve">The workbook is labelled January 2026, but its report and FX labels require confirmation against the current cycle. The SQL-to-sheet match is structural; the workbook contains no run record proving that its cached rows came from the current SQL. Confirm the date, FX, units, and lineage before use.</w:t>
       </w:r>
     </w:p>
     <w:bookmarkEnd w:id="14"/>
@@ -1857,7 +1857,7 @@
         <w:pStyle w:val="FirstParagraph"/>
       </w:pPr>
       <w:r>
-        <w:t xml:space="preserve">The report still says 01/01/2025 even though the SQL names a January 2026 EDM. The schema match does not prove cached-data lineage. Resolve the date and retain the proxy approval before the result is used.</w:t>
+        <w:t xml:space="preserve">The report date does not match the January 2026 SQL source. The schema match does not prove cached-data lineage. Resolve the date and retain the proxy approval before the result is used.</w:t>
       </w:r>
     </w:p>
     <w:bookmarkEnd w:id="16"/>
@@ -2257,7 +2257,7 @@
         <w:pStyle w:val="FirstParagraph"/>
       </w:pPr>
       <w:r>
-        <w:t xml:space="preserve">The report says 01/07/2024.</w:t>
+        <w:t xml:space="preserve">The report date does not match the January 2026 cycle.</w:t>
       </w:r>
       <w:r>
         <w:t xml:space="preserve"> </w:t>
@@ -2464,7 +2464,7 @@
         </w:numPr>
       </w:pPr>
       <w:r>
-        <w:t xml:space="preserve">Resolve the legacy 2024/2025 dates in the South Africa, California, and EU workbooks.</w:t>
+        <w:t xml:space="preserve">Resolve the non-current dates in the South Africa, California, and EU workbooks.</w:t>
       </w:r>
     </w:p>
     <w:p>
